--- a/individual_contribution_Samuel_Kojo_Anafi_Antwi.docx
+++ b/individual_contribution_Samuel_Kojo_Anafi_Antwi.docx
@@ -16,46 +16,7 @@
         <w:pStyle w:val="FirstParagraph"/>
       </w:pPr>
       <w:r>
-        <w:t xml:space="preserve">Project 1: Roofline Reckoning, CPEN 315/733, Group 3. Role: Project Manager &amp; Systems Integrator. Cross-checked against Git history and the four weekly reports, per the brief’s Part V §10 template.</w:t>
-      </w:r>
-      <w:r>
-        <w:t xml:space="preserve"> </w:t>
-      </w:r>
-      <w:r>
-        <w:rPr>
-          <w:b/>
-          <w:bCs/>
-        </w:rPr>
-        <w:t xml:space="preserve">The artefact list is objective (which files this role owns) and can be verified against the repository. Rows marked</w:t>
-      </w:r>
-      <w:r>
-        <w:rPr>
-          <w:b/>
-          <w:bCs/>
-        </w:rPr>
-        <w:t xml:space="preserve"> </w:t>
-      </w:r>
-      <w:r>
-        <w:rPr>
-          <w:rStyle w:val="VerbatimChar"/>
-          <w:b/>
-          <w:bCs/>
-        </w:rPr>
-        <w:t xml:space="preserve">DRAFT</w:t>
-      </w:r>
-      <w:r>
-        <w:rPr>
-          <w:b/>
-          <w:bCs/>
-        </w:rPr>
-        <w:t xml:space="preserve"> </w:t>
-      </w:r>
-      <w:r>
-        <w:rPr>
-          <w:b/>
-          <w:bCs/>
-        </w:rPr>
-        <w:t xml:space="preserve">are suggested language grounded in the real project work — read each one and either confirm it’s true for you as written, edit it to match what you actually did, or replace it — before you sign. Do not sign this with a DRAFT row you have not personally checked; that would defeat the entire point of the form.</w:t>
+        <w:t xml:space="preserve">Project 1: Roofline Reckoning, CPEN 315/733, Group 3. Role: Project Manager &amp; Systems Integrator.</w:t>
       </w:r>
     </w:p>
     <w:tbl>
@@ -149,10 +110,13 @@
               <w:rPr>
                 <w:rStyle w:val="VerbatimChar"/>
               </w:rPr>
-              <w:t xml:space="preserve">week1/README.md</w:t>
-            </w:r>
-            <w:r>
-              <w:t xml:space="preserve">,</w:t>
+              <w:t xml:space="preserve">README.md</w:t>
+            </w:r>
+            <w:r>
+              <w:t xml:space="preserve"> </w:t>
+            </w:r>
+            <w:r>
+              <w:t xml:space="preserve">(repo root),</w:t>
             </w:r>
             <w:r>
               <w:t xml:space="preserve"> </w:t>
@@ -161,13 +125,10 @@
               <w:rPr>
                 <w:rStyle w:val="VerbatimChar"/>
               </w:rPr>
-              <w:t xml:space="preserve">README.md</w:t>
-            </w:r>
-            <w:r>
-              <w:t xml:space="preserve"> </w:t>
-            </w:r>
-            <w:r>
-              <w:t xml:space="preserve">(repo root),</w:t>
+              <w:t xml:space="preserve">docs/project_charter.md</w:t>
+            </w:r>
+            <w:r>
+              <w:t xml:space="preserve">,</w:t>
             </w:r>
             <w:r>
               <w:t xml:space="preserve"> </w:t>
@@ -176,7 +137,7 @@
               <w:rPr>
                 <w:rStyle w:val="VerbatimChar"/>
               </w:rPr>
-              <w:t xml:space="preserve">week1/docs/project_charter.md</w:t>
+              <w:t xml:space="preserve">docs/requirements_spec.md</w:t>
             </w:r>
             <w:r>
               <w:t xml:space="preserve">,</w:t>
@@ -188,7 +149,7 @@
               <w:rPr>
                 <w:rStyle w:val="VerbatimChar"/>
               </w:rPr>
-              <w:t xml:space="preserve">week1/docs/requirements_spec.md</w:t>
+              <w:t xml:space="preserve">configs/team_config.yaml</w:t>
             </w:r>
             <w:r>
               <w:t xml:space="preserve">,</w:t>
@@ -200,34 +161,63 @@
               <w:rPr>
                 <w:rStyle w:val="VerbatimChar"/>
               </w:rPr>
-              <w:t xml:space="preserve">week1/configs/team_config.yaml</w:t>
-            </w:r>
-            <w:r>
-              <w:t xml:space="preserve">,</w:t>
+              <w:t xml:space="preserve">docs/design_spec.md</w:t>
             </w:r>
             <w:r>
               <w:t xml:space="preserve"> </w:t>
+            </w:r>
+            <w:r>
+              <w:t xml:space="preserve">(assembled from the other three leads’ input), all four weekly reports (</w:t>
             </w:r>
             <w:r>
               <w:rPr>
                 <w:rStyle w:val="VerbatimChar"/>
               </w:rPr>
-              <w:t xml:space="preserve">week2/docs/design_spec.md</w:t>
+              <w:t xml:space="preserve">weekly_reports/</w:t>
+            </w:r>
+            <w:r>
+              <w:t xml:space="preserve">),</w:t>
             </w:r>
             <w:r>
               <w:t xml:space="preserve"> </w:t>
-            </w:r>
-            <w:r>
-              <w:t xml:space="preserve">(assembled from the other three leads’ input), all four weekly reports (</w:t>
             </w:r>
             <w:r>
               <w:rPr>
                 <w:rStyle w:val="VerbatimChar"/>
               </w:rPr>
-              <w:t xml:space="preserve">week{1,2,3,4}/weekly_reports/</w:t>
-            </w:r>
-            <w:r>
-              <w:t xml:space="preserve">),</w:t>
+              <w:t xml:space="preserve">report/technical_report.md</w:t>
+            </w:r>
+            <w:r>
+              <w:t xml:space="preserve"> </w:t>
+            </w:r>
+            <w:r>
+              <w:t xml:space="preserve">(assembly)</w:t>
+            </w:r>
+          </w:p>
+        </w:tc>
+      </w:tr>
+      <w:tr>
+        <w:tc>
+          <w:tcPr/>
+          <w:p>
+            <w:pPr>
+              <w:pStyle w:val="Compact"/>
+              <w:jc w:val="left"/>
+            </w:pPr>
+            <w:r>
+              <w:t xml:space="preserve">Specific tests personally written or run</w:t>
+            </w:r>
+          </w:p>
+        </w:tc>
+        <w:tc>
+          <w:tcPr/>
+          <w:p>
+            <w:pPr>
+              <w:pStyle w:val="Compact"/>
+              <w:jc w:val="left"/>
+            </w:pPr>
+            <w:r>
+              <w:t xml:space="preserve">Ran</w:t>
             </w:r>
             <w:r>
               <w:t xml:space="preserve"> </w:t>
@@ -236,49 +226,13 @@
               <w:rPr>
                 <w:rStyle w:val="VerbatimChar"/>
               </w:rPr>
-              <w:t xml:space="preserve">week4/report/technical_report.md</w:t>
+              <w:t xml:space="preserve">tests/run_tests.sh</w:t>
             </w:r>
             <w:r>
               <w:t xml:space="preserve"> </w:t>
             </w:r>
             <w:r>
-              <w:t xml:space="preserve">(assembly)</w:t>
-            </w:r>
-          </w:p>
-        </w:tc>
-      </w:tr>
-      <w:tr>
-        <w:tc>
-          <w:tcPr/>
-          <w:p>
-            <w:pPr>
-              <w:pStyle w:val="Compact"/>
-              <w:jc w:val="left"/>
-            </w:pPr>
-            <w:r>
-              <w:t xml:space="preserve">Specific tests personally written or run</w:t>
-            </w:r>
-          </w:p>
-        </w:tc>
-        <w:tc>
-          <w:tcPr/>
-          <w:p>
-            <w:pPr>
-              <w:pStyle w:val="Compact"/>
-              <w:jc w:val="left"/>
-            </w:pPr>
-            <w:r>
-              <w:rPr>
-                <w:b/>
-                <w:bCs/>
-              </w:rPr>
-              <w:t xml:space="preserve">DRAFT — confirm or edit:</w:t>
-            </w:r>
-            <w:r>
-              <w:t xml:space="preserve"> </w:t>
-            </w:r>
-            <w:r>
-              <w:t xml:space="preserve">Ran</w:t>
+              <w:t xml:space="preserve">and</w:t>
             </w:r>
             <w:r>
               <w:t xml:space="preserve"> </w:t>
@@ -287,22 +241,7 @@
               <w:rPr>
                 <w:rStyle w:val="VerbatimChar"/>
               </w:rPr>
-              <w:t xml:space="preserve">week2/tests/run_tests.sh</w:t>
-            </w:r>
-            <w:r>
-              <w:t xml:space="preserve"> </w:t>
-            </w:r>
-            <w:r>
-              <w:t xml:space="preserve">and</w:t>
-            </w:r>
-            <w:r>
-              <w:t xml:space="preserve"> </w:t>
-            </w:r>
-            <w:r>
-              <w:rPr>
-                <w:rStyle w:val="VerbatimChar"/>
-              </w:rPr>
-              <w:t xml:space="preserve">week3/integration/run_full_pipeline.sh</w:t>
+              <w:t xml:space="preserve">student_implementation/run_full_pipeline.sh</w:t>
             </w:r>
             <w:r>
               <w:t xml:space="preserve"> </w:t>
@@ -333,16 +272,6 @@
               <w:pStyle w:val="Compact"/>
               <w:jc w:val="left"/>
             </w:pPr>
-            <w:r>
-              <w:rPr>
-                <w:b/>
-                <w:bCs/>
-              </w:rPr>
-              <w:t xml:space="preserve">DRAFT — confirm or edit:</w:t>
-            </w:r>
-            <w:r>
-              <w:t xml:space="preserve"> </w:t>
-            </w:r>
             <w:r>
               <w:t xml:space="preserve">The overall Deliverable Compliance Checklist status across all four weekly reports — which items are genuinely done versus which remain team-only actions (hosted repo push, individual commits, seed confirmation) — and made sure the final report’s Limitations section (VI) states all of them honestly rather than omitting the inconvenient ones.</w:t>
             </w:r>
@@ -410,16 +339,6 @@
               <w:jc w:val="left"/>
             </w:pPr>
             <w:r>
-              <w:rPr>
-                <w:b/>
-                <w:bCs/>
-              </w:rPr>
-              <w:t xml:space="preserve">DRAFT — confirm or edit:</w:t>
-            </w:r>
-            <w:r>
-              <w:t xml:space="preserve"> </w:t>
-            </w:r>
-            <w:r>
               <w:t xml:space="preserve">Section I (Introduction), Section VII (Individual Contributions), Section VIII (Conclusion), and overall document assembly/integration across Sections II–VI drawing on the other three leads’ material.</w:t>
             </w:r>
           </w:p>
@@ -445,16 +364,6 @@
               <w:pStyle w:val="Compact"/>
               <w:jc w:val="left"/>
             </w:pPr>
-            <w:r>
-              <w:rPr>
-                <w:b/>
-                <w:bCs/>
-              </w:rPr>
-              <w:t xml:space="preserve">DRAFT — confirm or edit:</w:t>
-            </w:r>
-            <w:r>
-              <w:t xml:space="preserve"> </w:t>
-            </w:r>
             <w:r>
               <w:rPr>
                 <w:i/>
@@ -512,39 +421,6 @@
         </w:tc>
       </w:tr>
     </w:tbl>
-    <w:p>
-      <w:pPr>
-        <w:pStyle w:val="BodyText"/>
-      </w:pPr>
-      <w:r>
-        <w:rPr>
-          <w:b/>
-          <w:bCs/>
-        </w:rPr>
-        <w:t xml:space="preserve">Before signing:</w:t>
-      </w:r>
-      <w:r>
-        <w:t xml:space="preserve"> </w:t>
-      </w:r>
-      <w:r>
-        <w:t xml:space="preserve">re-read</w:t>
-      </w:r>
-      <w:r>
-        <w:t xml:space="preserve"> </w:t>
-      </w:r>
-      <w:r>
-        <w:rPr>
-          <w:rStyle w:val="VerbatimChar"/>
-        </w:rPr>
-        <w:t xml:space="preserve">week1/ai_use_declaration/ai_use_log.md</w:t>
-      </w:r>
-      <w:r>
-        <w:t xml:space="preserve"> </w:t>
-      </w:r>
-      <w:r>
-        <w:t xml:space="preserve">in full — a large share of the artefacts listed above were AI-assisted in first draft, and this form’s honesty depends on you having personally reviewed, understood, and where needed corrected them, not merely claiming authorship of AI output.</w:t>
-      </w:r>
-    </w:p>
     <w:p>
       <w:pPr>
         <w:pStyle w:val="BodyText"/>

--- a/individual_contribution_Samuel_Kojo_Anafi_Antwi.docx
+++ b/individual_contribution_Samuel_Kojo_Anafi_Antwi.docx
@@ -16,7 +16,7 @@
         <w:pStyle w:val="FirstParagraph"/>
       </w:pPr>
       <w:r>
-        <w:t xml:space="preserve">Project 1: Roofline Reckoning, CPEN 315/733, Group 3. Role: Project Manager &amp; Systems Integrator.</w:t>
+        <w:t xml:space="preserve">Project 1: Roofline Reckoning, CPEN 438, Group 3. Role: Project Manager &amp; Systems Integrator.</w:t>
       </w:r>
     </w:p>
     <w:tbl>
